--- a/Rest/App-Setup.docx
+++ b/Rest/App-Setup.docx
@@ -599,12 +599,338 @@
     </w:tbl>
     <w:p>
       <w:pPr>
-        <w:pStyle w:val="NoSpacing"/>
-        <w:rPr>
-          <w:rFonts w:asciiTheme="minorHAnsi" w:hAnsiTheme="minorHAnsi" w:cstheme="minorHAnsi"/>
-        </w:rPr>
+        <w:pStyle w:val="H3"/>
       </w:pPr>
+      <w:r>
+        <w:t>Store settings – App category</w:t>
+      </w:r>
     </w:p>
+    <w:tbl>
+      <w:tblPr>
+        <w:tblStyle w:val="TableGrid"/>
+        <w:tblW w:w="0" w:type="auto"/>
+        <w:tblLook w:val="04A0"/>
+      </w:tblPr>
+      <w:tblGrid>
+        <w:gridCol w:w="2660"/>
+        <w:gridCol w:w="8356"/>
+      </w:tblGrid>
+      <w:tr>
+        <w:tc>
+          <w:tcPr>
+            <w:tcW w:w="2660" w:type="dxa"/>
+          </w:tcPr>
+          <w:p>
+            <w:pPr>
+              <w:pStyle w:val="NoSpacing"/>
+              <w:rPr>
+                <w:rFonts w:asciiTheme="minorHAnsi" w:hAnsiTheme="minorHAnsi" w:cstheme="minorHAnsi"/>
+              </w:rPr>
+            </w:pPr>
+            <w:r>
+              <w:rPr>
+                <w:rFonts w:asciiTheme="minorHAnsi" w:hAnsiTheme="minorHAnsi" w:cstheme="minorHAnsi"/>
+              </w:rPr>
+              <w:t>App or game</w:t>
+            </w:r>
+          </w:p>
+        </w:tc>
+        <w:tc>
+          <w:tcPr>
+            <w:tcW w:w="8356" w:type="dxa"/>
+          </w:tcPr>
+          <w:p>
+            <w:pPr>
+              <w:pStyle w:val="NoSpacing"/>
+              <w:rPr>
+                <w:rFonts w:asciiTheme="minorHAnsi" w:hAnsiTheme="minorHAnsi" w:cstheme="minorHAnsi"/>
+              </w:rPr>
+            </w:pPr>
+            <w:r>
+              <w:rPr>
+                <w:rFonts w:asciiTheme="minorHAnsi" w:hAnsiTheme="minorHAnsi" w:cstheme="minorHAnsi"/>
+              </w:rPr>
+              <w:t>App</w:t>
+            </w:r>
+          </w:p>
+        </w:tc>
+      </w:tr>
+      <w:tr>
+        <w:tc>
+          <w:tcPr>
+            <w:tcW w:w="2660" w:type="dxa"/>
+          </w:tcPr>
+          <w:p>
+            <w:pPr>
+              <w:pStyle w:val="NoSpacing"/>
+              <w:rPr>
+                <w:rFonts w:asciiTheme="minorHAnsi" w:hAnsiTheme="minorHAnsi" w:cstheme="minorHAnsi"/>
+              </w:rPr>
+            </w:pPr>
+            <w:r>
+              <w:rPr>
+                <w:rFonts w:asciiTheme="minorHAnsi" w:hAnsiTheme="minorHAnsi" w:cstheme="minorHAnsi"/>
+              </w:rPr>
+              <w:t>Category</w:t>
+            </w:r>
+          </w:p>
+        </w:tc>
+        <w:tc>
+          <w:tcPr>
+            <w:tcW w:w="8356" w:type="dxa"/>
+          </w:tcPr>
+          <w:p>
+            <w:pPr>
+              <w:pStyle w:val="NoSpacing"/>
+              <w:rPr>
+                <w:rFonts w:asciiTheme="minorHAnsi" w:hAnsiTheme="minorHAnsi" w:cstheme="minorHAnsi"/>
+              </w:rPr>
+            </w:pPr>
+            <w:r>
+              <w:rPr>
+                <w:rFonts w:asciiTheme="minorHAnsi" w:hAnsiTheme="minorHAnsi" w:cstheme="minorHAnsi"/>
+              </w:rPr>
+              <w:t>Productivity</w:t>
+            </w:r>
+          </w:p>
+        </w:tc>
+      </w:tr>
+      <w:tr>
+        <w:tc>
+          <w:tcPr>
+            <w:tcW w:w="2660" w:type="dxa"/>
+          </w:tcPr>
+          <w:p>
+            <w:pPr>
+              <w:pStyle w:val="NoSpacing"/>
+              <w:rPr>
+                <w:rFonts w:asciiTheme="minorHAnsi" w:hAnsiTheme="minorHAnsi" w:cstheme="minorHAnsi"/>
+              </w:rPr>
+            </w:pPr>
+            <w:r>
+              <w:rPr>
+                <w:rFonts w:asciiTheme="minorHAnsi" w:hAnsiTheme="minorHAnsi" w:cstheme="minorHAnsi"/>
+              </w:rPr>
+              <w:t>Tags</w:t>
+            </w:r>
+          </w:p>
+        </w:tc>
+        <w:tc>
+          <w:tcPr>
+            <w:tcW w:w="8356" w:type="dxa"/>
+          </w:tcPr>
+          <w:p>
+            <w:pPr>
+              <w:pStyle w:val="NoSpacing"/>
+              <w:rPr>
+                <w:rFonts w:asciiTheme="minorHAnsi" w:hAnsiTheme="minorHAnsi" w:cstheme="minorHAnsi"/>
+              </w:rPr>
+            </w:pPr>
+            <w:r>
+              <w:rPr>
+                <w:rFonts w:asciiTheme="minorHAnsi" w:hAnsiTheme="minorHAnsi" w:cstheme="minorHAnsi"/>
+              </w:rPr>
+              <w:t>Barcode scanner, Productivity</w:t>
+            </w:r>
+          </w:p>
+        </w:tc>
+      </w:tr>
+    </w:tbl>
+    <w:p>
+      <w:pPr>
+        <w:pStyle w:val="H3"/>
+      </w:pPr>
+      <w:r>
+        <w:t>Store setting</w:t>
+      </w:r>
+      <w:r>
+        <w:t>s – Store listing contact details</w:t>
+      </w:r>
+    </w:p>
+    <w:tbl>
+      <w:tblPr>
+        <w:tblStyle w:val="TableGrid"/>
+        <w:tblW w:w="0" w:type="auto"/>
+        <w:tblLook w:val="04A0"/>
+      </w:tblPr>
+      <w:tblGrid>
+        <w:gridCol w:w="2660"/>
+        <w:gridCol w:w="8356"/>
+      </w:tblGrid>
+      <w:tr>
+        <w:tc>
+          <w:tcPr>
+            <w:tcW w:w="2660" w:type="dxa"/>
+          </w:tcPr>
+          <w:p>
+            <w:pPr>
+              <w:pStyle w:val="NoSpacing"/>
+              <w:rPr>
+                <w:rFonts w:asciiTheme="minorHAnsi" w:hAnsiTheme="minorHAnsi" w:cstheme="minorHAnsi"/>
+              </w:rPr>
+            </w:pPr>
+            <w:r>
+              <w:rPr>
+                <w:rFonts w:asciiTheme="minorHAnsi" w:hAnsiTheme="minorHAnsi" w:cstheme="minorHAnsi"/>
+              </w:rPr>
+              <w:t>Email address</w:t>
+            </w:r>
+          </w:p>
+        </w:tc>
+        <w:tc>
+          <w:tcPr>
+            <w:tcW w:w="8356" w:type="dxa"/>
+          </w:tcPr>
+          <w:p>
+            <w:pPr>
+              <w:pStyle w:val="NoSpacing"/>
+              <w:rPr>
+                <w:rFonts w:asciiTheme="minorHAnsi" w:hAnsiTheme="minorHAnsi" w:cstheme="minorHAnsi"/>
+              </w:rPr>
+            </w:pPr>
+            <w:r>
+              <w:rPr>
+                <w:rFonts w:asciiTheme="minorHAnsi" w:hAnsiTheme="minorHAnsi" w:cstheme="minorHAnsi"/>
+              </w:rPr>
+              <w:t>info@cyberfeedforward.com</w:t>
+            </w:r>
+          </w:p>
+        </w:tc>
+      </w:tr>
+      <w:tr>
+        <w:tc>
+          <w:tcPr>
+            <w:tcW w:w="2660" w:type="dxa"/>
+          </w:tcPr>
+          <w:p>
+            <w:pPr>
+              <w:pStyle w:val="NoSpacing"/>
+              <w:rPr>
+                <w:rFonts w:asciiTheme="minorHAnsi" w:hAnsiTheme="minorHAnsi" w:cstheme="minorHAnsi"/>
+              </w:rPr>
+            </w:pPr>
+            <w:r>
+              <w:rPr>
+                <w:rFonts w:asciiTheme="minorHAnsi" w:hAnsiTheme="minorHAnsi" w:cstheme="minorHAnsi"/>
+              </w:rPr>
+              <w:t>Phone number</w:t>
+            </w:r>
+          </w:p>
+        </w:tc>
+        <w:tc>
+          <w:tcPr>
+            <w:tcW w:w="8356" w:type="dxa"/>
+          </w:tcPr>
+          <w:p>
+            <w:pPr>
+              <w:pStyle w:val="NoSpacing"/>
+              <w:rPr>
+                <w:rFonts w:asciiTheme="minorHAnsi" w:hAnsiTheme="minorHAnsi" w:cstheme="minorHAnsi"/>
+              </w:rPr>
+            </w:pPr>
+          </w:p>
+        </w:tc>
+      </w:tr>
+      <w:tr>
+        <w:tc>
+          <w:tcPr>
+            <w:tcW w:w="2660" w:type="dxa"/>
+          </w:tcPr>
+          <w:p>
+            <w:pPr>
+              <w:pStyle w:val="NoSpacing"/>
+              <w:rPr>
+                <w:rFonts w:asciiTheme="minorHAnsi" w:hAnsiTheme="minorHAnsi" w:cstheme="minorHAnsi"/>
+              </w:rPr>
+            </w:pPr>
+            <w:r>
+              <w:rPr>
+                <w:rFonts w:asciiTheme="minorHAnsi" w:hAnsiTheme="minorHAnsi" w:cstheme="minorHAnsi"/>
+              </w:rPr>
+              <w:t>Website</w:t>
+            </w:r>
+          </w:p>
+        </w:tc>
+        <w:tc>
+          <w:tcPr>
+            <w:tcW w:w="8356" w:type="dxa"/>
+          </w:tcPr>
+          <w:p>
+            <w:pPr>
+              <w:pStyle w:val="NoSpacing"/>
+              <w:rPr>
+                <w:rFonts w:asciiTheme="minorHAnsi" w:hAnsiTheme="minorHAnsi" w:cstheme="minorHAnsi"/>
+              </w:rPr>
+            </w:pPr>
+          </w:p>
+        </w:tc>
+      </w:tr>
+    </w:tbl>
+    <w:p>
+      <w:pPr>
+        <w:pStyle w:val="H3"/>
+      </w:pPr>
+      <w:r>
+        <w:t>Store setting</w:t>
+      </w:r>
+      <w:r>
+        <w:t xml:space="preserve">s – </w:t>
+      </w:r>
+      <w:r>
+        <w:t>External marketing</w:t>
+      </w:r>
+    </w:p>
+    <w:tbl>
+      <w:tblPr>
+        <w:tblStyle w:val="TableGrid"/>
+        <w:tblW w:w="0" w:type="auto"/>
+        <w:tblLook w:val="04A0"/>
+      </w:tblPr>
+      <w:tblGrid>
+        <w:gridCol w:w="2660"/>
+        <w:gridCol w:w="8356"/>
+      </w:tblGrid>
+      <w:tr>
+        <w:tc>
+          <w:tcPr>
+            <w:tcW w:w="2660" w:type="dxa"/>
+          </w:tcPr>
+          <w:p>
+            <w:pPr>
+              <w:pStyle w:val="NoSpacing"/>
+              <w:rPr>
+                <w:rFonts w:asciiTheme="minorHAnsi" w:hAnsiTheme="minorHAnsi" w:cstheme="minorHAnsi"/>
+              </w:rPr>
+            </w:pPr>
+            <w:r>
+              <w:rPr>
+                <w:rFonts w:asciiTheme="minorHAnsi" w:hAnsiTheme="minorHAnsi" w:cstheme="minorHAnsi"/>
+              </w:rPr>
+              <w:t>External marketing</w:t>
+            </w:r>
+          </w:p>
+        </w:tc>
+        <w:tc>
+          <w:tcPr>
+            <w:tcW w:w="8356" w:type="dxa"/>
+          </w:tcPr>
+          <w:p>
+            <w:pPr>
+              <w:pStyle w:val="NoSpacing"/>
+              <w:rPr>
+                <w:rFonts w:asciiTheme="minorHAnsi" w:hAnsiTheme="minorHAnsi" w:cstheme="minorHAnsi"/>
+              </w:rPr>
+            </w:pPr>
+            <w:r>
+              <w:rPr>
+                <w:rFonts w:asciiTheme="minorHAnsi" w:hAnsiTheme="minorHAnsi" w:cstheme="minorHAnsi"/>
+              </w:rPr>
+              <w:t>checked</w:t>
+            </w:r>
+          </w:p>
+        </w:tc>
+      </w:tr>
+    </w:tbl>
     <w:p>
       <w:pPr>
         <w:pStyle w:val="H3"/>
@@ -966,6 +1292,7 @@
               <w:rPr>
                 <w:rFonts w:asciiTheme="minorHAnsi" w:hAnsiTheme="minorHAnsi" w:cstheme="minorHAnsi"/>
               </w:rPr>
+              <w:lastRenderedPageBreak/>
               <w:t>Full description</w:t>
             </w:r>
           </w:p>
@@ -1402,6 +1729,7 @@
   <w:style w:type="character" w:default="1" w:styleId="DefaultParagraphFont">
     <w:name w:val="Default Paragraph Font"/>
     <w:uiPriority w:val="1"/>
+    <w:semiHidden/>
     <w:unhideWhenUsed/>
   </w:style>
   <w:style w:type="table" w:default="1" w:styleId="TableNormal">
@@ -1505,7 +1833,7 @@
     <w:name w:val="H3"/>
     <w:basedOn w:val="Normal"/>
     <w:next w:val="Normal"/>
-    <w:rsid w:val="006141A3"/>
+    <w:rsid w:val="00DC3978"/>
     <w:pPr>
       <w:keepNext/>
       <w:widowControl w:val="0"/>
@@ -1515,7 +1843,6 @@
     </w:pPr>
     <w:rPr>
       <w:rFonts w:ascii="Arial" w:eastAsia="Times New Roman" w:hAnsi="Arial" w:cs="Arial"/>
-      <w:noProof/>
       <w:szCs w:val="24"/>
       <w:u w:val="single"/>
     </w:rPr>

--- a/Rest/App-Setup.docx
+++ b/Rest/App-Setup.docx
@@ -1426,6 +1426,502 @@
         </w:tc>
       </w:tr>
     </w:tbl>
+    <w:p>
+      <w:pPr>
+        <w:pStyle w:val="NoSpacing"/>
+        <w:rPr>
+          <w:rFonts w:asciiTheme="minorHAnsi" w:hAnsiTheme="minorHAnsi" w:cstheme="minorHAnsi"/>
+        </w:rPr>
+      </w:pPr>
+    </w:p>
+    <w:p>
+      <w:pPr>
+        <w:pStyle w:val="NoSpacing"/>
+        <w:rPr>
+          <w:rFonts w:asciiTheme="minorHAnsi" w:hAnsiTheme="minorHAnsi" w:cstheme="minorHAnsi"/>
+        </w:rPr>
+      </w:pPr>
+    </w:p>
+    <w:tbl>
+      <w:tblPr>
+        <w:tblStyle w:val="TableGrid"/>
+        <w:tblW w:w="0" w:type="auto"/>
+        <w:tblLook w:val="04A0"/>
+      </w:tblPr>
+      <w:tblGrid>
+        <w:gridCol w:w="2660"/>
+        <w:gridCol w:w="8356"/>
+      </w:tblGrid>
+      <w:tr>
+        <w:tc>
+          <w:tcPr>
+            <w:tcW w:w="2660" w:type="dxa"/>
+          </w:tcPr>
+          <w:p>
+            <w:pPr>
+              <w:pStyle w:val="NoSpacing"/>
+              <w:tabs>
+                <w:tab w:val="left" w:pos="1557"/>
+              </w:tabs>
+              <w:rPr>
+                <w:rFonts w:asciiTheme="minorHAnsi" w:hAnsiTheme="minorHAnsi" w:cstheme="minorHAnsi"/>
+              </w:rPr>
+            </w:pPr>
+            <w:r>
+              <w:rPr>
+                <w:rFonts w:asciiTheme="minorHAnsi" w:hAnsiTheme="minorHAnsi" w:cstheme="minorHAnsi"/>
+              </w:rPr>
+              <w:t>App Help</w:t>
+            </w:r>
+          </w:p>
+        </w:tc>
+        <w:tc>
+          <w:tcPr>
+            <w:tcW w:w="8356" w:type="dxa"/>
+          </w:tcPr>
+          <w:p>
+            <w:pPr>
+              <w:pStyle w:val="H3"/>
+            </w:pPr>
+            <w:r>
+              <w:t>About</w:t>
+            </w:r>
+          </w:p>
+          <w:p>
+            <w:pPr>
+              <w:pStyle w:val="NoSpacing"/>
+              <w:rPr>
+                <w:rFonts w:asciiTheme="minorHAnsi" w:hAnsiTheme="minorHAnsi" w:cstheme="minorHAnsi"/>
+              </w:rPr>
+            </w:pPr>
+            <w:r>
+              <w:rPr>
+                <w:rFonts w:asciiTheme="minorHAnsi" w:hAnsiTheme="minorHAnsi" w:cstheme="minorHAnsi"/>
+              </w:rPr>
+              <w:t>Is your pocket filled with too many loyalty cards?</w:t>
+            </w:r>
+          </w:p>
+          <w:p>
+            <w:pPr>
+              <w:pStyle w:val="NoSpacing"/>
+              <w:rPr>
+                <w:rFonts w:asciiTheme="minorHAnsi" w:hAnsiTheme="minorHAnsi" w:cstheme="minorHAnsi"/>
+              </w:rPr>
+            </w:pPr>
+          </w:p>
+          <w:p>
+            <w:pPr>
+              <w:pStyle w:val="NoSpacing"/>
+              <w:rPr>
+                <w:rFonts w:asciiTheme="minorHAnsi" w:hAnsiTheme="minorHAnsi" w:cstheme="minorHAnsi"/>
+              </w:rPr>
+            </w:pPr>
+            <w:r>
+              <w:rPr>
+                <w:rFonts w:asciiTheme="minorHAnsi" w:hAnsiTheme="minorHAnsi" w:cstheme="minorHAnsi"/>
+              </w:rPr>
+              <w:t>Do you sometimes lose loyalty cards when you need them?</w:t>
+            </w:r>
+          </w:p>
+          <w:p>
+            <w:pPr>
+              <w:pStyle w:val="NoSpacing"/>
+              <w:rPr>
+                <w:rFonts w:asciiTheme="minorHAnsi" w:hAnsiTheme="minorHAnsi" w:cstheme="minorHAnsi"/>
+              </w:rPr>
+            </w:pPr>
+          </w:p>
+          <w:p>
+            <w:pPr>
+              <w:pStyle w:val="NoSpacing"/>
+              <w:rPr>
+                <w:rFonts w:asciiTheme="minorHAnsi" w:hAnsiTheme="minorHAnsi" w:cstheme="minorHAnsi"/>
+              </w:rPr>
+            </w:pPr>
+            <w:r>
+              <w:rPr>
+                <w:rFonts w:asciiTheme="minorHAnsi" w:hAnsiTheme="minorHAnsi" w:cstheme="minorHAnsi"/>
+              </w:rPr>
+              <w:t>With Loyalty Card Manager, you just scan a loyalty card and add it to your list of cards.</w:t>
+            </w:r>
+          </w:p>
+          <w:p>
+            <w:pPr>
+              <w:pStyle w:val="NoSpacing"/>
+              <w:rPr>
+                <w:rFonts w:asciiTheme="minorHAnsi" w:hAnsiTheme="minorHAnsi" w:cstheme="minorHAnsi"/>
+              </w:rPr>
+            </w:pPr>
+          </w:p>
+          <w:p>
+            <w:pPr>
+              <w:pStyle w:val="NoSpacing"/>
+              <w:rPr>
+                <w:rFonts w:asciiTheme="minorHAnsi" w:hAnsiTheme="minorHAnsi" w:cstheme="minorHAnsi"/>
+              </w:rPr>
+            </w:pPr>
+            <w:r>
+              <w:rPr>
+                <w:rFonts w:asciiTheme="minorHAnsi" w:hAnsiTheme="minorHAnsi" w:cstheme="minorHAnsi"/>
+              </w:rPr>
+              <w:t>At checkout, select a loyalty card and scan it.</w:t>
+            </w:r>
+          </w:p>
+          <w:p>
+            <w:pPr>
+              <w:pStyle w:val="NoSpacing"/>
+              <w:rPr>
+                <w:rFonts w:asciiTheme="minorHAnsi" w:hAnsiTheme="minorHAnsi" w:cstheme="minorHAnsi"/>
+              </w:rPr>
+            </w:pPr>
+          </w:p>
+          <w:p>
+            <w:pPr>
+              <w:pStyle w:val="NoSpacing"/>
+              <w:rPr>
+                <w:rFonts w:asciiTheme="minorHAnsi" w:hAnsiTheme="minorHAnsi" w:cstheme="minorHAnsi"/>
+              </w:rPr>
+            </w:pPr>
+            <w:r>
+              <w:rPr>
+                <w:rFonts w:asciiTheme="minorHAnsi" w:hAnsiTheme="minorHAnsi" w:cstheme="minorHAnsi"/>
+              </w:rPr>
+              <w:t>- This app is forever free - no ads. \uD83E\uDD70</w:t>
+            </w:r>
+          </w:p>
+          <w:p>
+            <w:pPr>
+              <w:pStyle w:val="NoSpacing"/>
+              <w:rPr>
+                <w:rFonts w:asciiTheme="minorHAnsi" w:hAnsiTheme="minorHAnsi" w:cstheme="minorHAnsi"/>
+              </w:rPr>
+            </w:pPr>
+          </w:p>
+          <w:p>
+            <w:pPr>
+              <w:pStyle w:val="H3"/>
+            </w:pPr>
+            <w:r>
+              <w:t>Security</w:t>
+            </w:r>
+          </w:p>
+          <w:p>
+            <w:pPr>
+              <w:pStyle w:val="NoSpacing"/>
+              <w:rPr>
+                <w:rFonts w:asciiTheme="minorHAnsi" w:hAnsiTheme="minorHAnsi" w:cstheme="minorHAnsi"/>
+              </w:rPr>
+            </w:pPr>
+            <w:r>
+              <w:rPr>
+                <w:rFonts w:asciiTheme="minorHAnsi" w:hAnsiTheme="minorHAnsi" w:cstheme="minorHAnsi"/>
+              </w:rPr>
+              <w:t>Your card info is stored on your phone.</w:t>
+            </w:r>
+          </w:p>
+          <w:p>
+            <w:pPr>
+              <w:pStyle w:val="NoSpacing"/>
+              <w:rPr>
+                <w:rFonts w:asciiTheme="minorHAnsi" w:hAnsiTheme="minorHAnsi" w:cstheme="minorHAnsi"/>
+              </w:rPr>
+            </w:pPr>
+          </w:p>
+          <w:p>
+            <w:pPr>
+              <w:pStyle w:val="NoSpacing"/>
+              <w:rPr>
+                <w:rFonts w:asciiTheme="minorHAnsi" w:hAnsiTheme="minorHAnsi" w:cstheme="minorHAnsi"/>
+              </w:rPr>
+            </w:pPr>
+            <w:r>
+              <w:rPr>
+                <w:rFonts w:asciiTheme="minorHAnsi" w:hAnsiTheme="minorHAnsi" w:cstheme="minorHAnsi"/>
+              </w:rPr>
+              <w:t>We will never as</w:t>
+            </w:r>
+            <w:r>
+              <w:rPr>
+                <w:rFonts w:asciiTheme="minorHAnsi" w:hAnsiTheme="minorHAnsi" w:cstheme="minorHAnsi"/>
+              </w:rPr>
+              <w:t>k for your data.</w:t>
+            </w:r>
+          </w:p>
+          <w:p>
+            <w:pPr>
+              <w:pStyle w:val="H3"/>
+            </w:pPr>
+            <w:r>
+              <w:t>Managing Cards</w:t>
+            </w:r>
+          </w:p>
+          <w:p>
+            <w:pPr>
+              <w:pStyle w:val="NoSpacing"/>
+              <w:rPr>
+                <w:rFonts w:asciiTheme="minorHAnsi" w:hAnsiTheme="minorHAnsi" w:cstheme="minorHAnsi"/>
+              </w:rPr>
+            </w:pPr>
+            <w:r>
+              <w:rPr>
+                <w:rFonts w:asciiTheme="minorHAnsi" w:hAnsiTheme="minorHAnsi" w:cstheme="minorHAnsi"/>
+              </w:rPr>
+              <w:t>To add a new card, click the camera button and scan the bar code on your card</w:t>
+            </w:r>
+          </w:p>
+          <w:p>
+            <w:pPr>
+              <w:pStyle w:val="H3"/>
+            </w:pPr>
+            <w:r>
+              <w:t>Note</w:t>
+            </w:r>
+          </w:p>
+          <w:p>
+            <w:pPr>
+              <w:pStyle w:val="NoSpacing"/>
+              <w:rPr>
+                <w:rFonts w:asciiTheme="minorHAnsi" w:hAnsiTheme="minorHAnsi" w:cstheme="minorHAnsi"/>
+              </w:rPr>
+            </w:pPr>
+            <w:r>
+              <w:rPr>
+                <w:rFonts w:asciiTheme="minorHAnsi" w:hAnsiTheme="minorHAnsi" w:cstheme="minorHAnsi"/>
+              </w:rPr>
+              <w:t>We use the G</w:t>
+            </w:r>
+            <w:r>
+              <w:rPr>
+                <w:rFonts w:asciiTheme="minorHAnsi" w:hAnsiTheme="minorHAnsi" w:cstheme="minorHAnsi"/>
+              </w:rPr>
+              <w:t xml:space="preserve">oogle's API to scan bar codes. </w:t>
+            </w:r>
+            <w:r>
+              <w:rPr>
+                <w:rFonts w:asciiTheme="minorHAnsi" w:hAnsiTheme="minorHAnsi" w:cstheme="minorHAnsi"/>
+              </w:rPr>
+              <w:t>However, sometimes it returns some strange characters.</w:t>
+            </w:r>
+          </w:p>
+          <w:p>
+            <w:pPr>
+              <w:pStyle w:val="NoSpacing"/>
+              <w:rPr>
+                <w:rFonts w:asciiTheme="minorHAnsi" w:hAnsiTheme="minorHAnsi" w:cstheme="minorHAnsi"/>
+              </w:rPr>
+            </w:pPr>
+          </w:p>
+          <w:p>
+            <w:pPr>
+              <w:pStyle w:val="NoSpacing"/>
+              <w:rPr>
+                <w:rFonts w:asciiTheme="minorHAnsi" w:hAnsiTheme="minorHAnsi" w:cstheme="minorHAnsi"/>
+              </w:rPr>
+            </w:pPr>
+            <w:r>
+              <w:rPr>
+                <w:rFonts w:asciiTheme="minorHAnsi" w:hAnsiTheme="minorHAnsi" w:cstheme="minorHAnsi"/>
+              </w:rPr>
+              <w:t>Please make</w:t>
+            </w:r>
+            <w:r>
+              <w:rPr>
+                <w:rFonts w:asciiTheme="minorHAnsi" w:hAnsiTheme="minorHAnsi" w:cstheme="minorHAnsi"/>
+              </w:rPr>
+              <w:t xml:space="preserve"> sure the card code is correct. </w:t>
+            </w:r>
+            <w:r>
+              <w:rPr>
+                <w:rFonts w:asciiTheme="minorHAnsi" w:hAnsiTheme="minorHAnsi" w:cstheme="minorHAnsi"/>
+              </w:rPr>
+              <w:t>You can manually remove the extra characters or, if you prefer, type in the bar code manually.</w:t>
+            </w:r>
+          </w:p>
+          <w:p>
+            <w:pPr>
+              <w:pStyle w:val="H3"/>
+            </w:pPr>
+            <w:r>
+              <w:t>Fun</w:t>
+            </w:r>
+          </w:p>
+          <w:p>
+            <w:pPr>
+              <w:pStyle w:val="NoSpacing"/>
+              <w:rPr>
+                <w:rFonts w:asciiTheme="minorHAnsi" w:hAnsiTheme="minorHAnsi" w:cstheme="minorHAnsi"/>
+              </w:rPr>
+            </w:pPr>
+            <w:r>
+              <w:rPr>
+                <w:rFonts w:asciiTheme="minorHAnsi" w:hAnsiTheme="minorHAnsi" w:cstheme="minorHAnsi"/>
+              </w:rPr>
+              <w:t xml:space="preserve">This project was created to help me get familiar with Google and </w:t>
+            </w:r>
+            <w:proofErr w:type="spellStart"/>
+            <w:r>
+              <w:rPr>
+                <w:rFonts w:asciiTheme="minorHAnsi" w:hAnsiTheme="minorHAnsi" w:cstheme="minorHAnsi"/>
+              </w:rPr>
+              <w:t>iOS</w:t>
+            </w:r>
+            <w:proofErr w:type="spellEnd"/>
+            <w:r>
+              <w:rPr>
+                <w:rFonts w:asciiTheme="minorHAnsi" w:hAnsiTheme="minorHAnsi" w:cstheme="minorHAnsi"/>
+              </w:rPr>
+              <w:t xml:space="preserve"> app development.</w:t>
+            </w:r>
+          </w:p>
+          <w:p>
+            <w:pPr>
+              <w:pStyle w:val="NoSpacing"/>
+              <w:rPr>
+                <w:rFonts w:asciiTheme="minorHAnsi" w:hAnsiTheme="minorHAnsi" w:cstheme="minorHAnsi"/>
+              </w:rPr>
+            </w:pPr>
+          </w:p>
+          <w:p>
+            <w:pPr>
+              <w:pStyle w:val="NoSpacing"/>
+              <w:rPr>
+                <w:rFonts w:asciiTheme="minorHAnsi" w:hAnsiTheme="minorHAnsi" w:cstheme="minorHAnsi"/>
+              </w:rPr>
+            </w:pPr>
+            <w:r>
+              <w:rPr>
+                <w:rFonts w:asciiTheme="minorHAnsi" w:hAnsiTheme="minorHAnsi" w:cstheme="minorHAnsi"/>
+              </w:rPr>
+              <w:t>I hope you enjoy it, and have fun \uD83D\uDE01</w:t>
+            </w:r>
+          </w:p>
+          <w:p>
+            <w:pPr>
+              <w:pStyle w:val="NoSpacing"/>
+              <w:rPr>
+                <w:rFonts w:asciiTheme="minorHAnsi" w:hAnsiTheme="minorHAnsi" w:cstheme="minorHAnsi"/>
+              </w:rPr>
+            </w:pPr>
+          </w:p>
+          <w:p>
+            <w:pPr>
+              <w:pStyle w:val="NoSpacing"/>
+              <w:rPr>
+                <w:rFonts w:asciiTheme="minorHAnsi" w:hAnsiTheme="minorHAnsi" w:cstheme="minorHAnsi"/>
+              </w:rPr>
+            </w:pPr>
+            <w:r>
+              <w:rPr>
+                <w:rFonts w:asciiTheme="minorHAnsi" w:hAnsiTheme="minorHAnsi" w:cstheme="minorHAnsi"/>
+              </w:rPr>
+              <w:t>This project is hosted on GitHub: https://github.com/TrevyBurgess/LoyaltyCardManager</w:t>
+            </w:r>
+          </w:p>
+          <w:p>
+            <w:pPr>
+              <w:pStyle w:val="NoSpacing"/>
+              <w:rPr>
+                <w:rFonts w:asciiTheme="minorHAnsi" w:hAnsiTheme="minorHAnsi" w:cstheme="minorHAnsi"/>
+              </w:rPr>
+            </w:pPr>
+          </w:p>
+          <w:p>
+            <w:pPr>
+              <w:pStyle w:val="NoSpacing"/>
+              <w:rPr>
+                <w:rFonts w:asciiTheme="minorHAnsi" w:hAnsiTheme="minorHAnsi" w:cstheme="minorHAnsi"/>
+              </w:rPr>
+            </w:pPr>
+            <w:r>
+              <w:rPr>
+                <w:rFonts w:asciiTheme="minorHAnsi" w:hAnsiTheme="minorHAnsi" w:cstheme="minorHAnsi"/>
+              </w:rPr>
+              <w:t>Trevy Burgess</w:t>
+            </w:r>
+          </w:p>
+          <w:p>
+            <w:pPr>
+              <w:pStyle w:val="NoSpacing"/>
+              <w:rPr>
+                <w:rFonts w:asciiTheme="minorHAnsi" w:hAnsiTheme="minorHAnsi" w:cstheme="minorHAnsi"/>
+              </w:rPr>
+            </w:pPr>
+          </w:p>
+          <w:p>
+            <w:pPr>
+              <w:pStyle w:val="NoSpacing"/>
+              <w:rPr>
+                <w:rFonts w:asciiTheme="minorHAnsi" w:hAnsiTheme="minorHAnsi" w:cstheme="minorHAnsi"/>
+              </w:rPr>
+            </w:pPr>
+          </w:p>
+          <w:p>
+            <w:pPr>
+              <w:pStyle w:val="NoSpacing"/>
+              <w:rPr>
+                <w:rFonts w:asciiTheme="minorHAnsi" w:hAnsiTheme="minorHAnsi" w:cstheme="minorHAnsi"/>
+              </w:rPr>
+            </w:pPr>
+          </w:p>
+          <w:p>
+            <w:pPr>
+              <w:pStyle w:val="NoSpacing"/>
+              <w:rPr>
+                <w:rFonts w:asciiTheme="minorHAnsi" w:hAnsiTheme="minorHAnsi" w:cstheme="minorHAnsi"/>
+              </w:rPr>
+            </w:pPr>
+          </w:p>
+          <w:p>
+            <w:pPr>
+              <w:pStyle w:val="NoSpacing"/>
+              <w:rPr>
+                <w:rFonts w:asciiTheme="minorHAnsi" w:hAnsiTheme="minorHAnsi" w:cstheme="minorHAnsi"/>
+              </w:rPr>
+            </w:pPr>
+          </w:p>
+          <w:p>
+            <w:pPr>
+              <w:pStyle w:val="NoSpacing"/>
+              <w:rPr>
+                <w:rFonts w:asciiTheme="minorHAnsi" w:hAnsiTheme="minorHAnsi" w:cstheme="minorHAnsi"/>
+              </w:rPr>
+            </w:pPr>
+          </w:p>
+          <w:p>
+            <w:pPr>
+              <w:pStyle w:val="NoSpacing"/>
+              <w:rPr>
+                <w:rFonts w:asciiTheme="minorHAnsi" w:hAnsiTheme="minorHAnsi" w:cstheme="minorHAnsi"/>
+              </w:rPr>
+            </w:pPr>
+          </w:p>
+          <w:p>
+            <w:pPr>
+              <w:pStyle w:val="NoSpacing"/>
+              <w:rPr>
+                <w:rFonts w:asciiTheme="minorHAnsi" w:hAnsiTheme="minorHAnsi" w:cstheme="minorHAnsi"/>
+              </w:rPr>
+            </w:pPr>
+          </w:p>
+          <w:p>
+            <w:pPr>
+              <w:pStyle w:val="NoSpacing"/>
+              <w:rPr>
+                <w:rFonts w:asciiTheme="minorHAnsi" w:hAnsiTheme="minorHAnsi" w:cstheme="minorHAnsi"/>
+              </w:rPr>
+            </w:pPr>
+          </w:p>
+        </w:tc>
+      </w:tr>
+    </w:tbl>
+    <w:p>
+      <w:pPr>
+        <w:pStyle w:val="NoSpacing"/>
+        <w:rPr>
+          <w:rFonts w:asciiTheme="minorHAnsi" w:hAnsiTheme="minorHAnsi" w:cstheme="minorHAnsi"/>
+        </w:rPr>
+      </w:pPr>
+    </w:p>
     <w:p>
       <w:pPr>
         <w:pStyle w:val="NoSpacing"/>
@@ -1729,7 +2225,6 @@
   <w:style w:type="character" w:default="1" w:styleId="DefaultParagraphFont">
     <w:name w:val="Default Paragraph Font"/>
     <w:uiPriority w:val="1"/>
-    <w:semiHidden/>
     <w:unhideWhenUsed/>
   </w:style>
   <w:style w:type="table" w:default="1" w:styleId="TableNormal">
@@ -1914,6 +2409,36 @@
       <w:rFonts w:ascii="Times New Roman" w:hAnsi="Times New Roman" w:cs="Times New Roman" w:hint="default"/>
       <w:color w:val="0000FF"/>
       <w:u w:val="single"/>
+    </w:rPr>
+  </w:style>
+  <w:style w:type="paragraph" w:styleId="HTMLPreformatted">
+    <w:name w:val="HTML Preformatted"/>
+    <w:basedOn w:val="Normal"/>
+    <w:link w:val="HTMLPreformattedChar"/>
+    <w:uiPriority w:val="99"/>
+    <w:semiHidden/>
+    <w:unhideWhenUsed/>
+    <w:rsid w:val="00D73078"/>
+    <w:pPr>
+      <w:spacing w:after="0" w:line="240" w:lineRule="auto"/>
+    </w:pPr>
+    <w:rPr>
+      <w:rFonts w:ascii="Consolas" w:hAnsi="Consolas"/>
+      <w:sz w:val="20"/>
+      <w:szCs w:val="20"/>
+    </w:rPr>
+  </w:style>
+  <w:style w:type="character" w:customStyle="1" w:styleId="HTMLPreformattedChar">
+    <w:name w:val="HTML Preformatted Char"/>
+    <w:basedOn w:val="DefaultParagraphFont"/>
+    <w:link w:val="HTMLPreformatted"/>
+    <w:uiPriority w:val="99"/>
+    <w:semiHidden/>
+    <w:rsid w:val="00D73078"/>
+    <w:rPr>
+      <w:rFonts w:ascii="Consolas" w:hAnsi="Consolas"/>
+      <w:sz w:val="20"/>
+      <w:szCs w:val="20"/>
     </w:rPr>
   </w:style>
 </w:styles>
